--- a/output/sample_test_output.docx
+++ b/output/sample_test_output.docx
@@ -19,7 +19,7 @@
               <w:szCs w:val="24"/>
               <w:rFonts w:ascii="宋体" w:hAnsi="宋体" w:cs="宋体"/>
             </w:rPr>
-            <w:t xml:space="preserve">EasyDocx 完整功能测试报告</w:t>
+            <w:t xml:space="preserve">easydoc 完整功能测试报告</w:t>
           </w:r>
         </w:t>
       </w:r>
@@ -99,7 +99,7 @@
               <a:graphicData uri="http://schemas.openxmlformats.org/drawingml/2006/picture">
                 <pic:pic>
                   <pic:nvPicPr>
-                    <pic:cNvPr id="0" name="easy-docx.png"/>
+                    <pic:cNvPr id="0" name="easy-doc.png"/>
                     <pic:cNvPicPr/>
                   </pic:nvPicPr>
                   <pic:blipFill>
@@ -223,7 +223,7 @@
               <a:graphicData uri="http://schemas.openxmlformats.org/drawingml/2006/picture">
                 <pic:pic>
                   <pic:nvPicPr>
-                    <pic:cNvPr id="0" name="easy-docx.png"/>
+                    <pic:cNvPr id="0" name="easy-doc.png"/>
                     <pic:cNvPicPr/>
                   </pic:nvPicPr>
                   <pic:blipFill>
@@ -347,7 +347,7 @@
               <a:graphicData uri="http://schemas.openxmlformats.org/drawingml/2006/picture">
                 <pic:pic>
                   <pic:nvPicPr>
-                    <pic:cNvPr id="0" name="easy-docx.png"/>
+                    <pic:cNvPr id="0" name="easy-doc.png"/>
                     <pic:cNvPicPr/>
                   </pic:nvPicPr>
                   <pic:blipFill>
@@ -471,7 +471,7 @@
               <a:graphicData uri="http://schemas.openxmlformats.org/drawingml/2006/picture">
                 <pic:pic>
                   <pic:nvPicPr>
-                    <pic:cNvPr id="0" name="easy-docx.png"/>
+                    <pic:cNvPr id="0" name="easy-doc.png"/>
                     <pic:cNvPicPr/>
                   </pic:nvPicPr>
                   <pic:blipFill>
@@ -4107,7 +4107,7 @@
         <w:rFonts w:ascii="宋体" w:hAnsi="宋体" w:eastAsia="宋体"/>
         <w:sz w:val="21"/>
       </w:rPr>
-      <w:t>EasyDocx 测试报告</w:t>
+      <w:t>easydoc 测试报告</w:t>
     </w:r>
   </w:p>
 </w:hdr>

--- a/output/sample_test_output.docx
+++ b/output/sample_test_output.docx
@@ -19,7 +19,7 @@
               <w:szCs w:val="24"/>
               <w:rFonts w:ascii="宋体" w:hAnsi="宋体" w:cs="宋体"/>
             </w:rPr>
-            <w:t xml:space="preserve">easydoc 完整功能测试报告</w:t>
+            <w:t xml:space="preserve">docxspec 完整功能测试报告</w:t>
           </w:r>
         </w:t>
       </w:r>
@@ -99,7 +99,7 @@
               <a:graphicData uri="http://schemas.openxmlformats.org/drawingml/2006/picture">
                 <pic:pic>
                   <pic:nvPicPr>
-                    <pic:cNvPr id="0" name="easy-doc.png"/>
+                    <pic:cNvPr id="0" name="docxspec.png"/>
                     <pic:cNvPicPr/>
                   </pic:nvPicPr>
                   <pic:blipFill>
@@ -223,7 +223,7 @@
               <a:graphicData uri="http://schemas.openxmlformats.org/drawingml/2006/picture">
                 <pic:pic>
                   <pic:nvPicPr>
-                    <pic:cNvPr id="0" name="easy-doc.png"/>
+                    <pic:cNvPr id="0" name="docxspec.png"/>
                     <pic:cNvPicPr/>
                   </pic:nvPicPr>
                   <pic:blipFill>
@@ -347,7 +347,7 @@
               <a:graphicData uri="http://schemas.openxmlformats.org/drawingml/2006/picture">
                 <pic:pic>
                   <pic:nvPicPr>
-                    <pic:cNvPr id="0" name="easy-doc.png"/>
+                    <pic:cNvPr id="0" name="docxspec.png"/>
                     <pic:cNvPicPr/>
                   </pic:nvPicPr>
                   <pic:blipFill>
@@ -471,7 +471,7 @@
               <a:graphicData uri="http://schemas.openxmlformats.org/drawingml/2006/picture">
                 <pic:pic>
                   <pic:nvPicPr>
-                    <pic:cNvPr id="0" name="easy-doc.png"/>
+                    <pic:cNvPr id="0" name="docxspec.png"/>
                     <pic:cNvPicPr/>
                   </pic:nvPicPr>
                   <pic:blipFill>
@@ -4107,7 +4107,7 @@
         <w:rFonts w:ascii="宋体" w:hAnsi="宋体" w:eastAsia="宋体"/>
         <w:sz w:val="21"/>
       </w:rPr>
-      <w:t>easydoc 测试报告</w:t>
+      <w:t>docxspec 测试报告</w:t>
     </w:r>
   </w:p>
 </w:hdr>
